--- a/01. UML/02. ECUD/ECUD_EUREKABANK_SOAP_DOTNET_BDD_GR01.docx
+++ b/01. UML/02. ECUD/ECUD_EUREKABANK_SOAP_DOTNET_BDD_GR01.docx
@@ -889,31 +889,31 @@
                 <w:sz w:val="20"/>
                 <w:szCs w:val="20"/>
               </w:rPr>
-              <w:t xml:space="preserve">3a. Campos vacíos: «Ingrese usuario y clave».</w:t>
-            </w:r>
-          </w:p>
-          <w:p>
-            <w:pPr>
-              <w:spacing w:after="40"/>
-            </w:pPr>
-            <w:r>
-              <w:rPr>
-                <w:sz w:val="20"/>
-                <w:szCs w:val="20"/>
-              </w:rPr>
-              <w:t xml:space="preserve">6a. Usuario o clave incorrectos: el servidor devuelve nil y se muestra «Usuario o clave incorrectos. Intentos restantes: n».</w:t>
-            </w:r>
-          </w:p>
-          <w:p>
-            <w:pPr>
-              <w:spacing w:after="40"/>
-            </w:pPr>
-            <w:r>
-              <w:rPr>
-                <w:sz w:val="20"/>
-                <w:szCs w:val="20"/>
-              </w:rPr>
-              <w:t xml:space="preserve">6b. Tercer intento fallido: se bloquea el ingreso.</w:t>
+              <w:t xml:space="preserve">3a. Campos vacíos: el servidor responde «Ingrese usuario y clave.».</w:t>
+            </w:r>
+          </w:p>
+          <w:p>
+            <w:pPr>
+              <w:spacing w:after="40"/>
+            </w:pPr>
+            <w:r>
+              <w:rPr>
+                <w:sz w:val="20"/>
+                <w:szCs w:val="20"/>
+              </w:rPr>
+              <w:t xml:space="preserve">6a. Usuario o clave incorrectos: el servidor responde con un SOAP Fault «Usuario o clave incorrectos. Intentos restantes: n.».</w:t>
+            </w:r>
+          </w:p>
+          <w:p>
+            <w:pPr>
+              <w:spacing w:after="40"/>
+            </w:pPr>
+            <w:r>
+              <w:rPr>
+                <w:sz w:val="20"/>
+                <w:szCs w:val="20"/>
+              </w:rPr>
+              <w:t xml:space="preserve">6b. Tercer intento fallido: el servidor bloquea al usuario 2 minutos («Se superaron los 3 intentos…»); mientras dure, responde «Usuario bloqueado…» aunque la clave sea correcta.</w:t>
             </w:r>
           </w:p>
           <w:p>
@@ -1086,7 +1086,7 @@
       <w:r>
         <w:drawing>
           <wp:inline distT="0" distB="0" distL="0" distR="0">
-            <wp:extent cx="5715000" cy="4181475"/>
+            <wp:extent cx="5715000" cy="3257550"/>
             <wp:effectExtent t="0" r="0" b="0" l="0"/>
             <wp:docPr id="2" name="DA_Ingresar_Sistema.png" descr="Diagrama de actividad: CU01 Iniciar sesión." title="Diagrama de actividad: CU01 Iniciar sesión."/>
             <wp:cNvGraphicFramePr>
@@ -1111,7 +1111,7 @@
                   <pic:spPr bwMode="auto">
                     <a:xfrm>
                       <a:off x="0" y="0"/>
-                      <a:ext cx="5715000" cy="4181475"/>
+                      <a:ext cx="5715000" cy="3257550"/>
                     </a:xfrm>
                     <a:prstGeom prst="rect">
                       <a:avLst/>
@@ -1148,7 +1148,7 @@
       <w:r>
         <w:drawing>
           <wp:inline distT="0" distB="0" distL="0" distR="0">
-            <wp:extent cx="5715000" cy="3238500"/>
+            <wp:extent cx="5715000" cy="4086225"/>
             <wp:effectExtent t="0" r="0" b="0" l="0"/>
             <wp:docPr id="3" name="DS_Ingresar_Sistema.png" descr="Diagrama de secuencia: CU01 Iniciar sesión." title="Diagrama de secuencia: CU01 Iniciar sesión."/>
             <wp:cNvGraphicFramePr>
@@ -1173,7 +1173,7 @@
                   <pic:spPr bwMode="auto">
                     <a:xfrm>
                       <a:off x="0" y="0"/>
-                      <a:ext cx="5715000" cy="3238500"/>
+                      <a:ext cx="5715000" cy="4086225"/>
                     </a:xfrm>
                     <a:prstGeom prst="rect">
                       <a:avLst/>
